--- a/Project/Lane Detection using Sobel Filter/doc/Project_Concept_and_Block_Diagram.docx
+++ b/Project/Lane Detection using Sobel Filter/doc/Project_Concept_and_Block_Diagram.docx
@@ -490,7 +490,7 @@
         <w:tblLook w:val="04A0" w:firstRow="1" w:lastRow="0" w:firstColumn="1" w:lastColumn="0" w:noHBand="0" w:noVBand="1"/>
       </w:tblPr>
       <w:tblGrid>
-        <w:gridCol w:w="3798"/>
+        <w:gridCol w:w="3744"/>
         <w:gridCol w:w="3339"/>
         <w:gridCol w:w="3339"/>
       </w:tblGrid>
@@ -501,7 +501,7 @@
         </w:trPr>
         <w:tc>
           <w:tcPr>
-            <w:tcW w:w="3798" w:type="dxa"/>
+            <w:tcW w:w="3744" w:type="dxa"/>
             <w:shd w:val="clear" w:color="auto" w:fill="D9EAF7"/>
             <w:vAlign w:val="center"/>
           </w:tcPr>
@@ -585,7 +585,7 @@
         </w:trPr>
         <w:tc>
           <w:tcPr>
-            <w:tcW w:w="3798" w:type="dxa"/>
+            <w:tcW w:w="3744" w:type="dxa"/>
             <w:vAlign w:val="center"/>
           </w:tcPr>
           <w:p>
@@ -681,7 +681,7 @@
         </w:trPr>
         <w:tc>
           <w:tcPr>
-            <w:tcW w:w="3798" w:type="dxa"/>
+            <w:tcW w:w="3744" w:type="dxa"/>
             <w:vAlign w:val="center"/>
           </w:tcPr>
           <w:p>
@@ -759,7 +759,7 @@
         </w:trPr>
         <w:tc>
           <w:tcPr>
-            <w:tcW w:w="3798" w:type="dxa"/>
+            <w:tcW w:w="3744" w:type="dxa"/>
             <w:vAlign w:val="center"/>
           </w:tcPr>
           <w:p>
@@ -857,7 +857,7 @@
         </w:trPr>
         <w:tc>
           <w:tcPr>
-            <w:tcW w:w="3798" w:type="dxa"/>
+            <w:tcW w:w="3744" w:type="dxa"/>
             <w:vAlign w:val="center"/>
           </w:tcPr>
           <w:p>
@@ -955,7 +955,7 @@
         </w:trPr>
         <w:tc>
           <w:tcPr>
-            <w:tcW w:w="3798" w:type="dxa"/>
+            <w:tcW w:w="3744" w:type="dxa"/>
             <w:vAlign w:val="center"/>
           </w:tcPr>
           <w:p>
@@ -1053,7 +1053,7 @@
         </w:trPr>
         <w:tc>
           <w:tcPr>
-            <w:tcW w:w="3798" w:type="dxa"/>
+            <w:tcW w:w="3744" w:type="dxa"/>
             <w:vAlign w:val="center"/>
           </w:tcPr>
           <w:p>
@@ -1133,7 +1133,7 @@
         </w:trPr>
         <w:tc>
           <w:tcPr>
-            <w:tcW w:w="3798" w:type="dxa"/>
+            <w:tcW w:w="3744" w:type="dxa"/>
             <w:vAlign w:val="center"/>
           </w:tcPr>
           <w:p>

--- a/Project/Lane Detection using Sobel Filter/doc/Project_Concept_and_Block_Diagram.docx
+++ b/Project/Lane Detection using Sobel Filter/doc/Project_Concept_and_Block_Diagram.docx
@@ -130,11 +130,7 @@
         <w:t>esign Source Files</w:t>
       </w:r>
     </w:p>
-    <w:p>
-      <w:r>
-        <w:t>The VHDL design source files were renamed as follows:</w:t>
-      </w:r>
-    </w:p>
+    <w:p/>
     <w:tbl>
       <w:tblPr>
         <w:tblStyle w:val="TableGrid"/>
